--- a/docs/files/f87_文雪_山东大学_运营管理方向.docx
+++ b/docs/files/f87_文雪_山东大学_运营管理方向.docx
@@ -157,6 +157,7 @@
                 <w:sz w:val="21"/>
               </w:rPr>
             </w:pPr>
+            <w:proofErr w:type="gramStart"/>
             <w:r>
               <w:rPr>
                 <w:rFonts w:ascii="Times New Roman" w:hAnsi="Times New Roman" w:hint="default"/>
@@ -187,6 +188,7 @@
               </w:rPr>
               <w:t>|</w:t>
             </w:r>
+            <w:proofErr w:type="gramEnd"/>
             <w:r>
               <w:rPr>
                 <w:rFonts w:eastAsia="等线"/>
@@ -194,6 +196,7 @@
               </w:rPr>
               <w:t xml:space="preserve">  </w:t>
             </w:r>
+            <w:proofErr w:type="gramStart"/>
             <w:r>
               <w:rPr>
                 <w:rFonts w:ascii="Times New Roman" w:hAnsi="Times New Roman"/>
@@ -217,21 +220,31 @@
               </w:rPr>
               <w:t>|</w:t>
             </w:r>
+            <w:proofErr w:type="gramEnd"/>
             <w:r>
               <w:rPr>
                 <w:rFonts w:ascii="宋体" w:eastAsia="宋体" w:hAnsi="宋体"/>
                 <w:sz w:val="21"/>
               </w:rPr>
-              <w:t xml:space="preserve">  共青团员  </w:t>
-            </w:r>
+              <w:t xml:space="preserve">  </w:t>
+            </w:r>
+            <w:proofErr w:type="gramStart"/>
             <w:r>
               <w:rPr>
                 <w:rFonts w:ascii="宋体" w:eastAsia="宋体" w:hAnsi="宋体"/>
+                <w:sz w:val="21"/>
+              </w:rPr>
+              <w:t xml:space="preserve">共青团员  </w:t>
+            </w:r>
+            <w:r>
+              <w:rPr>
+                <w:rFonts w:ascii="宋体" w:eastAsia="宋体" w:hAnsi="宋体"/>
                 <w:b/>
                 <w:sz w:val="21"/>
               </w:rPr>
               <w:t>|</w:t>
             </w:r>
+            <w:proofErr w:type="gramEnd"/>
             <w:r>
               <w:rPr>
                 <w:rFonts w:ascii="宋体" w:eastAsia="宋体" w:hAnsi="宋体"/>
@@ -2791,6 +2804,182 @@
               </w:rPr>
               <w:t>系统中供应链业务从订单到核算的标准化运作机制</w:t>
             </w:r>
+          </w:p>
+        </w:tc>
+      </w:tr>
+      <w:tr>
+        <w:trPr>
+          <w:gridAfter w:val="1"/>
+          <w:wAfter w:w="1008" w:type="dxa"/>
+          <w:jc w:val="center"/>
+        </w:trPr>
+        <w:tc>
+          <w:tcPr>
+            <w:tcW w:w="695" w:type="dxa"/>
+            <w:tcBorders>
+              <w:top w:val="nil"/>
+              <w:left w:val="nil"/>
+              <w:bottom w:val="nil"/>
+              <w:right w:val="nil"/>
+            </w:tcBorders>
+            <w:tcMar>
+              <w:top w:w="0" w:type="dxa"/>
+              <w:left w:w="113" w:type="dxa"/>
+              <w:bottom w:w="0" w:type="dxa"/>
+              <w:right w:w="85" w:type="dxa"/>
+            </w:tcMar>
+            <w:vAlign w:val="center"/>
+          </w:tcPr>
+          <w:p>
+            <w:pPr>
+              <w:spacing w:line="290" w:lineRule="atLeast"/>
+              <w:rPr>
+                <w:rFonts w:ascii="Times New Roman" w:hAnsi="Times New Roman" w:hint="default"/>
+                <w:sz w:val="21"/>
+              </w:rPr>
+            </w:pPr>
+          </w:p>
+        </w:tc>
+        <w:tc>
+          <w:tcPr>
+            <w:tcW w:w="4600" w:type="dxa"/>
+            <w:gridSpan w:val="3"/>
+            <w:tcBorders>
+              <w:top w:val="nil"/>
+              <w:left w:val="nil"/>
+              <w:bottom w:val="nil"/>
+              <w:right w:val="nil"/>
+            </w:tcBorders>
+            <w:tcMar>
+              <w:top w:w="0" w:type="dxa"/>
+              <w:left w:w="85" w:type="dxa"/>
+              <w:bottom w:w="0" w:type="dxa"/>
+              <w:right w:w="85" w:type="dxa"/>
+            </w:tcMar>
+            <w:vAlign w:val="center"/>
+          </w:tcPr>
+          <w:p>
+            <w:pPr>
+              <w:spacing w:line="290" w:lineRule="atLeast"/>
+              <w:rPr>
+                <w:rFonts w:ascii="Times New Roman" w:eastAsia="宋体" w:hAnsi="Times New Roman" w:cs="宋体"/>
+                <w:b/>
+                <w:bCs/>
+                <w:sz w:val="21"/>
+              </w:rPr>
+            </w:pPr>
+          </w:p>
+        </w:tc>
+        <w:tc>
+          <w:tcPr>
+            <w:tcW w:w="2693" w:type="dxa"/>
+            <w:tcBorders>
+              <w:top w:val="nil"/>
+              <w:left w:val="nil"/>
+              <w:bottom w:val="nil"/>
+              <w:right w:val="nil"/>
+            </w:tcBorders>
+            <w:vAlign w:val="center"/>
+          </w:tcPr>
+          <w:p>
+            <w:pPr>
+              <w:spacing w:line="290" w:lineRule="atLeast"/>
+              <w:rPr>
+                <w:rFonts w:ascii="Times New Roman" w:eastAsia="宋体" w:hAnsi="Times New Roman" w:cs="宋体"/>
+                <w:b/>
+                <w:bCs/>
+                <w:sz w:val="21"/>
+              </w:rPr>
+            </w:pPr>
+          </w:p>
+        </w:tc>
+        <w:tc>
+          <w:tcPr>
+            <w:tcW w:w="2755" w:type="dxa"/>
+            <w:tcBorders>
+              <w:top w:val="nil"/>
+              <w:left w:val="nil"/>
+              <w:bottom w:val="nil"/>
+              <w:right w:val="nil"/>
+            </w:tcBorders>
+            <w:vAlign w:val="center"/>
+          </w:tcPr>
+          <w:p>
+            <w:pPr>
+              <w:spacing w:line="290" w:lineRule="atLeast"/>
+              <w:rPr>
+                <w:rFonts w:ascii="Times New Roman" w:eastAsia="宋体" w:hAnsi="Times New Roman" w:cs="宋体"/>
+                <w:b/>
+                <w:bCs/>
+                <w:sz w:val="21"/>
+              </w:rPr>
+            </w:pPr>
+          </w:p>
+        </w:tc>
+      </w:tr>
+      <w:tr>
+        <w:trPr>
+          <w:gridAfter w:val="1"/>
+          <w:wAfter w:w="1008" w:type="dxa"/>
+          <w:jc w:val="center"/>
+        </w:trPr>
+        <w:tc>
+          <w:tcPr>
+            <w:tcW w:w="695" w:type="dxa"/>
+            <w:tcBorders>
+              <w:top w:val="nil"/>
+              <w:left w:val="nil"/>
+              <w:bottom w:val="nil"/>
+              <w:right w:val="nil"/>
+            </w:tcBorders>
+            <w:tcMar>
+              <w:top w:w="0" w:type="dxa"/>
+              <w:left w:w="113" w:type="dxa"/>
+              <w:bottom w:w="0" w:type="dxa"/>
+              <w:right w:w="85" w:type="dxa"/>
+            </w:tcMar>
+            <w:vAlign w:val="center"/>
+          </w:tcPr>
+          <w:p>
+            <w:pPr>
+              <w:spacing w:line="290" w:lineRule="atLeast"/>
+              <w:rPr>
+                <w:rFonts w:ascii="Times New Roman" w:hAnsi="Times New Roman" w:hint="default"/>
+                <w:sz w:val="21"/>
+              </w:rPr>
+            </w:pPr>
+          </w:p>
+        </w:tc>
+        <w:tc>
+          <w:tcPr>
+            <w:tcW w:w="10048" w:type="dxa"/>
+            <w:gridSpan w:val="5"/>
+            <w:tcBorders>
+              <w:top w:val="nil"/>
+              <w:left w:val="nil"/>
+              <w:bottom w:val="nil"/>
+              <w:right w:val="nil"/>
+            </w:tcBorders>
+            <w:tcMar>
+              <w:top w:w="0" w:type="dxa"/>
+              <w:left w:w="85" w:type="dxa"/>
+              <w:bottom w:w="0" w:type="dxa"/>
+              <w:right w:w="85" w:type="dxa"/>
+            </w:tcMar>
+            <w:vAlign w:val="center"/>
+          </w:tcPr>
+          <w:p>
+            <w:pPr>
+              <w:numPr>
+                <w:ilvl w:val="0"/>
+                <w:numId w:val="9"/>
+              </w:numPr>
+              <w:spacing w:line="290" w:lineRule="atLeast"/>
+              <w:rPr>
+                <w:rFonts w:ascii="Times New Roman" w:eastAsia="宋体" w:hAnsi="Times New Roman" w:cs="宋体"/>
+                <w:sz w:val="21"/>
+              </w:rPr>
+            </w:pPr>
           </w:p>
         </w:tc>
       </w:tr>
